--- a/data/outputs/v2/Maths/SS2.3_Area_of_Part_of_a_Circle/Mathematics_Area_of_Part_of_a_Circle_SummaryTable.docx
+++ b/data/outputs/v2/Maths/SS2.3_Area_of_Part_of_a_Circle/Mathematics_Area_of_Part_of_a_Circle_SummaryTable.docx
@@ -38,6 +38,177 @@
           <w:szCs w:val="22"/>
         </w:rPr>
         <w:t xml:space="preserve">Sub-Strand 2.3: Area of Part of a Circle — Teacher Reference (Pre-filled)</w:t>
+      </w:r>
+    </w:p>
+    <w:p>
+      <w:pPr>
+        <w:spacing w:after="80" w:before="120"/>
+      </w:pPr>
+      <w:r>
+        <w:rPr>
+          <w:rFonts w:ascii="Arial" w:cs="Arial" w:eastAsia="Arial" w:hAnsi="Arial"/>
+          <w:b/>
+          <w:bCs/>
+          <w:color w:val="1F3864"/>
+          <w:sz w:val="20"/>
+          <w:szCs w:val="20"/>
+        </w:rPr>
+        <w:t xml:space="preserve">ATTRIBUTION AND LICENSING</w:t>
+      </w:r>
+    </w:p>
+    <w:p>
+      <w:pPr>
+        <w:spacing w:after="60" w:before="0"/>
+      </w:pPr>
+      <w:r>
+        <w:rPr>
+          <w:rFonts w:ascii="Arial" w:cs="Arial" w:eastAsia="Arial" w:hAnsi="Arial"/>
+          <w:b/>
+          <w:bCs/>
+          <w:sz w:val="17"/>
+          <w:szCs w:val="17"/>
+        </w:rPr>
+        <w:t xml:space="preserve">Curriculum Alignment: </w:t>
+      </w:r>
+      <w:r>
+        <w:rPr>
+          <w:rFonts w:ascii="Arial" w:cs="Arial" w:eastAsia="Arial" w:hAnsi="Arial"/>
+          <w:sz w:val="17"/>
+          <w:szCs w:val="17"/>
+        </w:rPr>
+        <w:t xml:space="preserve">Structured in pedagogical alignment with the competence-based curriculum format and learning outcomes established by the Kenya Institute of Curriculum Development (KICD). This material is independently developed and is not officially endorsed or published by KICD.</w:t>
+      </w:r>
+    </w:p>
+    <w:p>
+      <w:pPr>
+        <w:spacing w:after="60" w:before="0"/>
+      </w:pPr>
+      <w:r>
+        <w:rPr>
+          <w:rFonts w:ascii="Arial" w:cs="Arial" w:eastAsia="Arial" w:hAnsi="Arial"/>
+          <w:b/>
+          <w:bCs/>
+          <w:sz w:val="17"/>
+          <w:szCs w:val="17"/>
+        </w:rPr>
+        <w:t xml:space="preserve">Content &amp; Pedagogy: </w:t>
+      </w:r>
+      <w:r>
+        <w:rPr>
+          <w:rFonts w:ascii="Arial" w:cs="Arial" w:eastAsia="Arial" w:hAnsi="Arial"/>
+          <w:sz w:val="17"/>
+          <w:szCs w:val="17"/>
+        </w:rPr>
+        <w:t xml:space="preserve">Developed and adapted by the educator team at SeaVuria (registered 501(c)(3) in the United States and registered NGO in Kenya, No. 872-850A-BF11), who designed the pedagogical framework, lesson templates and exemplar lessons on which this material is based.</w:t>
+      </w:r>
+    </w:p>
+    <w:p>
+      <w:pPr>
+        <w:spacing w:after="60" w:before="0"/>
+      </w:pPr>
+      <w:r>
+        <w:rPr>
+          <w:rFonts w:ascii="Arial" w:cs="Arial" w:eastAsia="Arial" w:hAnsi="Arial"/>
+          <w:b/>
+          <w:bCs/>
+          <w:sz w:val="17"/>
+          <w:szCs w:val="17"/>
+        </w:rPr>
+        <w:t xml:space="preserve">Production &amp; Layout: </w:t>
+      </w:r>
+      <w:r>
+        <w:rPr>
+          <w:rFonts w:ascii="Arial" w:cs="Arial" w:eastAsia="Arial" w:hAnsi="Arial"/>
+          <w:sz w:val="17"/>
+          <w:szCs w:val="17"/>
+        </w:rPr>
+        <w:t xml:space="preserve">Educational design and curriculum sequencing by SeaVuria. Technical layout, structural formatting, and digital optimization/implementation executed in partnership with ARES Education (registered 501(c)(3) in the United States and Canada (as Afretech Aid) and registered NGO in Kenya), with lesson drafting and compilation assisted by AI (Claude, Anthropic).</w:t>
+      </w:r>
+    </w:p>
+    <w:p>
+      <w:pPr>
+        <w:pBdr>
+          <w:bottom w:val="single" w:color="1F3864" w:sz="6" w:space="6"/>
+        </w:pBdr>
+        <w:spacing w:after="60" w:before="0"/>
+      </w:pPr>
+      <w:r>
+        <w:rPr>
+          <w:rFonts w:ascii="Arial" w:cs="Arial" w:eastAsia="Arial" w:hAnsi="Arial"/>
+          <w:b/>
+          <w:bCs/>
+          <w:sz w:val="17"/>
+          <w:szCs w:val="17"/>
+        </w:rPr>
+        <w:t xml:space="preserve">Licensing &amp; Copyright: </w:t>
+      </w:r>
+      <w:r>
+        <w:rPr>
+          <w:rFonts w:ascii="Arial" w:cs="Arial" w:eastAsia="Arial" w:hAnsi="Arial"/>
+          <w:sz w:val="17"/>
+          <w:szCs w:val="17"/>
+        </w:rPr>
+        <w:t xml:space="preserve">© 2026 SeaVuria and ARES. This work is licensed under a </w:t>
+      </w:r>
+      <w:hyperlink w:history="1" r:id="rIdlqqjhgr3s6qyuiohq-cqr">
+        <w:r>
+          <w:rPr>
+            <w:rFonts w:ascii="Arial" w:cs="Arial" w:eastAsia="Arial" w:hAnsi="Arial"/>
+            <w:color w:val="1F6B75"/>
+            <w:sz w:val="17"/>
+            <w:szCs w:val="17"/>
+            <w:u w:val="single" w:color="1F6B75"/>
+          </w:rPr>
+          <w:t xml:space="preserve">Creative Commons Attribution-NonCommercial 4.0 International License</w:t>
+        </w:r>
+      </w:hyperlink>
+      <w:r>
+        <w:rPr>
+          <w:rFonts w:ascii="Arial" w:cs="Arial" w:eastAsia="Arial" w:hAnsi="Arial"/>
+          <w:sz w:val="17"/>
+          <w:szCs w:val="17"/>
+        </w:rPr>
+        <w:t xml:space="preserve"> (</w:t>
+      </w:r>
+      <w:hyperlink w:history="1" r:id="rIdqfv6z-y9ptfrtco9wsiyz">
+        <w:r>
+          <w:rPr>
+            <w:rFonts w:ascii="Arial" w:cs="Arial" w:eastAsia="Arial" w:hAnsi="Arial"/>
+            <w:color w:val="1F6B75"/>
+            <w:sz w:val="17"/>
+            <w:szCs w:val="17"/>
+            <w:u w:val="single" w:color="1F6B75"/>
+          </w:rPr>
+          <w:t xml:space="preserve">CC BY-NC 4.0</w:t>
+        </w:r>
+      </w:hyperlink>
+      <w:r>
+        <w:rPr>
+          <w:rFonts w:ascii="Arial" w:cs="Arial" w:eastAsia="Arial" w:hAnsi="Arial"/>
+          <w:sz w:val="17"/>
+          <w:szCs w:val="17"/>
+        </w:rPr>
+        <w:t xml:space="preserve">). To view a copy of this license, visit </w:t>
+      </w:r>
+      <w:hyperlink w:history="1" r:id="rIdi4c_gieynd4iz-byflfy1">
+        <w:r>
+          <w:rPr>
+            <w:rFonts w:ascii="Arial" w:cs="Arial" w:eastAsia="Arial" w:hAnsi="Arial"/>
+            <w:color w:val="1F6B75"/>
+            <w:sz w:val="17"/>
+            <w:szCs w:val="17"/>
+            <w:u w:val="single" w:color="1F6B75"/>
+          </w:rPr>
+          <w:t xml:space="preserve">https://creativecommons.org/licenses/by-nc/4.0/</w:t>
+        </w:r>
+      </w:hyperlink>
+      <w:r>
+        <w:rPr>
+          <w:rFonts w:ascii="Arial" w:cs="Arial" w:eastAsia="Arial" w:hAnsi="Arial"/>
+          <w:sz w:val="17"/>
+          <w:szCs w:val="17"/>
+        </w:rPr>
+        <w:t xml:space="preserve">. You are free to copy, redistribute, and adapt this material in any medium or format, provided appropriate credit is given and the material is not used for commercial purposes. KICD learning outcomes and curriculum designations reproduced here for alignment purposes remain the property of KICD and are not covered by this license. Linked external resources (e.g. CK-12, Khan Academy, PhET) are subject to their own licenses.</w:t>
       </w:r>
     </w:p>
     <w:p>

--- a/data/outputs/v2/Maths/SS2.3_Area_of_Part_of_a_Circle/Mathematics_Area_of_Part_of_a_Circle_SummaryTable.docx
+++ b/data/outputs/v2/Maths/SS2.3_Area_of_Part_of_a_Circle/Mathematics_Area_of_Part_of_a_Circle_SummaryTable.docx
@@ -564,7 +564,7 @@
                 <w:sz w:val="18"/>
                 <w:szCs w:val="18"/>
               </w:rPr>
-              <w:t xml:space="preserve">Students examined a circular pizza (or chapati) cut into unequal slices and observed that slices with larger central angles visibly occupied more area than smaller ones. They noted that the full circle has a central angle of 360° and that each slice appeared to be a proportional fraction of the whole.</w:t>
+              <w:t xml:space="preserve">A circular pizza/chapati was cut into five unequal slices with central angles of approximately 30°, 45°, 60°, 90°, and 135°. The slices were visibly different in size, with the wider-angled slices clearly larger. All slices shared the same radius.</w:t>
             </w:r>
           </w:p>
         </w:tc>
@@ -596,7 +596,7 @@
                 <w:sz w:val="18"/>
                 <w:szCs w:val="18"/>
               </w:rPr>
-              <w:t xml:space="preserve">Students learned that a sector is a 'pizza-slice' region of a circle bounded by two radii and an arc, and that its area is a fraction of the total circle area — specifically the fraction (θ/360°). They were introduced to the conjecture that Area of sector = (θ/360°) × πr², which they will prove in later lessons.</w:t>
+              <w:t xml:space="preserve">The area of a sector (a slice of a circle) is a fraction of the full circle's area, determined by the ratio of its central angle to 360°. The formula is A = (θ/360°) × πr², where θ is the central angle in degrees and r is the radius. A sector with twice the central angle has exactly twice the area — the relationship is directly proportional.</w:t>
             </w:r>
           </w:p>
         </w:tc>
@@ -628,7 +628,7 @@
                 <w:sz w:val="18"/>
                 <w:szCs w:val="18"/>
               </w:rPr>
-              <w:t xml:space="preserve">The teacher should use a physical chapati or draw a circle on the board divided into unequal sectors. Ask students to rank slices by area before any formula is given — this surfaces prior knowledge and misconceptions. Pedagogical note: cold-call at least 4 students to justify their ranking; allow 30 seconds of wait time before accepting answers. Record all predictions on the Driving Question Board (DQB) so they can be revisited and revised throughout the unit. The goal of this lesson is not correctness but productive curiosity — students should leave wondering HOW we calculate the exact area.</w:t>
+              <w:t xml:space="preserve">The sector area formula works because a full circle corresponds to a central angle of 360°. Any sector with central angle θ represents the fraction θ/360° of the full circle. Multiplying this fraction by the full circle area (πr²) gives the exact area of the sector. This same principle applies to real contexts such as a fan-shaped maize plot in the Rift Valley, a slice of round chapati, or any circular design element.</w:t>
             </w:r>
           </w:p>
         </w:tc>
@@ -713,7 +713,7 @@
                 <w:sz w:val="18"/>
                 <w:szCs w:val="18"/>
               </w:rPr>
-              <w:t xml:space="preserve">Students labelled a diagram of a circle identifying: centre, radius, diameter, chord, arc (minor and major), sector (minor and major), segment (minor and major), and central angle. They then measured and recorded the central angles and estimated areas of several pre-drawn sectors, hunting for a numerical pattern between angle size and area.</w:t>
+              <w:t xml:space="preserve">Learners measured the radius and central angle of four pre-cut sector cards (all from a circle of radius 10 cm, with angles 45°, 90°, 135° and 180°), calculated the fraction each angle is of 360°, multiplied by the full circle area, and plotted angle against sector area — observing that the data points formed a straight line through the origin.</w:t>
             </w:r>
           </w:p>
         </w:tc>
@@ -745,7 +745,7 @@
                 <w:sz w:val="18"/>
                 <w:szCs w:val="18"/>
               </w:rPr>
-              <w:t xml:space="preserve">Students consolidated vocabulary for all parts of a circle and confirmed through data collection that as the central angle doubles, the sector area also doubles — pointing directly to a proportional (linear) relationship between θ and area. They also reinforced that a full circle (θ = 360°) gives the familiar area formula πr².</w:t>
+              <w:t xml:space="preserve">Learners reviewed and consolidated vocabulary for circle parts: radius, diameter, chord, arc, sector, segment, and central angle. They established that a sector is a fraction (θ/360°) of a full circle and that its area equals that fraction multiplied by πr², producing the expression A = (θ/360°) × πr². They also distinguished between minor and major sectors.</w:t>
             </w:r>
           </w:p>
         </w:tc>
@@ -777,7 +777,7 @@
                 <w:sz w:val="18"/>
                 <w:szCs w:val="18"/>
               </w:rPr>
-              <w:t xml:space="preserve">The teacher should distribute circle-labelling worksheets and have students work in pairs before whole-class discussion. Pedagogical note: deliberately include a 'segment' and a 'sector' side-by-side on the diagram — students frequently confuse these two terms, and early clarification is critical for Lessons 6 and 7. When reviewing the pattern hunt, ask: 'If a sector with θ = 90° has area X, what area do you predict for θ = 180°?' Cold-call 3 students and record responses on the DQB. Emphasise that this lesson is gathering EVIDENCE to later justify the formula — connect explicitly back to the chapati anchoring phenomenon.</w:t>
+              <w:t xml:space="preserve">The measured data confirms that the area of a pizza slice (sector) grows in exact proportion to its central angle when the radius is fixed — directly addressing the driving question. This proportional relationship, expressed as A = (θ/360°) × πr², is the conceptual engine that will be formally derived and extended to arc length in Lesson 3 and applied to real Kenyan contexts in Lessons 4 and 5.</w:t>
             </w:r>
           </w:p>
         </w:tc>
@@ -830,7 +830,7 @@
                 <w:sz w:val="18"/>
                 <w:szCs w:val="18"/>
               </w:rPr>
-              <w:t xml:space="preserve">EXPLORE — Constructing Sectors and Measuring Area by Counting Unit Squares</w:t>
+              <w:t xml:space="preserve">EXPLAIN — Arc Length: Deriving the Formula Through the Fraction of a Circle</w:t>
             </w:r>
           </w:p>
         </w:tc>
@@ -862,7 +862,7 @@
                 <w:sz w:val="18"/>
                 <w:szCs w:val="18"/>
               </w:rPr>
-              <w:t xml:space="preserve">Students used a compass and protractor to construct sectors of given radii and central angles on squared paper, then estimated each sector's area by counting unit squares inside the boundary. They compared their counted estimates with the prediction from the formula (θ/360°) × πr² to assess how closely the formula matched reality.</w:t>
+              <w:t xml:space="preserve">Students measured arc lengths of sectors using string and rulers, then collected class data showing that the ratio of arc length to full circumference always equals theta divided by 360, confirming that arc length is directly proportional to central angle.</w:t>
             </w:r>
           </w:p>
         </w:tc>
@@ -894,7 +894,7 @@
                 <w:sz w:val="18"/>
                 <w:szCs w:val="18"/>
               </w:rPr>
-              <w:t xml:space="preserve">Students learned that the formula (θ/360°) × πr² is not merely a rule to memorise but an accurate model that closely predicts the physical area of a drawn sector. Minor discrepancies arise from the curved boundary cutting through unit squares, reinforcing why an exact algebraic formula is more reliable than counting. This lesson bridges the visual/intuitive understanding from Lessons 1–2 to the formal derivation in Lesson 4.</w:t>
+              <w:t xml:space="preserve">Students derived the arc length formula L = (theta/360) x 2pi r from a proportionality statement, applied it to three graded examples including a centre-pivot irrigation sweep in Nakuru County, and expressed answers to appropriate accuracy.</w:t>
             </w:r>
           </w:p>
         </w:tc>
@@ -926,7 +926,7 @@
                 <w:sz w:val="18"/>
                 <w:szCs w:val="18"/>
               </w:rPr>
-              <w:t xml:space="preserve">The teacher should prepare squared paper with circles of radius 6 cm pre-drawn (to save time). Assign different central angles to different groups (e.g., 60°, 90°, 120°, 150°) so that results can be pooled for a class data table. Pedagogical note: after counting, have each group calculate (θ/360°) × πr² and compute the percentage error — this embeds numeracy and critical thinking. Ask: 'Why is our counted value slightly off? Is the formula wrong, or is counting on a grid imprecise?' Allow 45 seconds of think time before discussion. Connect back to the DQB: update any predictions students made in Lesson 1.</w:t>
+              <w:t xml:space="preserve">The arc of a sector is a fraction of the full circumference, and that fraction equals the central angle divided by 360 degrees. This same fractional reasoning will govern the sector area formula in Lesson 4, because both arc length and sector area represent proportional parts of their respective whole-circle quantities.</w:t>
             </w:r>
           </w:p>
         </w:tc>
@@ -1011,7 +1011,7 @@
                 <w:sz w:val="18"/>
                 <w:szCs w:val="18"/>
               </w:rPr>
-              <w:t xml:space="preserve">Students followed a step-by-step derivation showing that a sector is a fraction (θ/360°) of the full circle, so its area is that same fraction of πr². They applied the formula A = (θ/360°) × πr² to calculate sector areas for a chapati divided among family members, a maize farm plot shaped as a sector near Kericho, and a decorative tile design in Mombasa.</w:t>
+              <w:t xml:space="preserve">Learners observed that two pizza/chapati slices from the same circular food (radius 14 cm) with central angles 60° and 120° have areas of 102.6 cm² and 205.2 cm² respectively — confirming that doubling the central angle exactly doubles the sector area, making the relationship perfectly proportional.</w:t>
             </w:r>
           </w:p>
         </w:tc>
@@ -1043,7 +1043,7 @@
                 <w:sz w:val="18"/>
                 <w:szCs w:val="18"/>
               </w:rPr>
-              <w:t xml:space="preserve">Students derived and can fluently apply the sector area formula A = (θ/360°) × πr². They understand that the formula works for both minor sectors (θ &lt; 180°) and major sectors (θ &gt; 180°) because it is purely proportional. They also learned to reverse the formula to find r or θ when area is given — an important algebraic manipulation skill.</w:t>
+              <w:t xml:space="preserve">Learners derived and applied the sector area formula A = (θ/360°) × πr² by analogy with the arc length formula, understanding that a sector is simply a proportional fraction (θ/360°) of the full circle's area (πr²).</w:t>
             </w:r>
           </w:p>
         </w:tc>
@@ -1075,7 +1075,7 @@
                 <w:sz w:val="18"/>
                 <w:szCs w:val="18"/>
               </w:rPr>
-              <w:t xml:space="preserve">The teacher should write the derivation on the board in three logical steps: (1) full circle area = πr², (2) sector is θ/360° of the full circle, (3) therefore sector area = (θ/360°) × πr². Pedagogical note: after deriving, immediately pose a reverse problem — 'A sector has area 38.5 cm² and radius 7 cm; find θ.' Cold-call 2 students to set up the equation before the class solves it. Emphasise correct use of π (use π = 22/7 or 3.14 as directed by KICD) and consistent units. This is the CORE lesson of the sub-strand; ensure all students complete at least three worked examples in their exercise books before the lesson ends.</w:t>
+              <w:t xml:space="preserve">Learners explained that the formula works because any sector is a fraction of the full circle determined solely by its central angle, and that the same proportional logic that gives arc length also gives sector area — enabling exact calculation of the area of any pizza slice, maize shamba sector, or bead panel wedge given only the radius and central angle.</w:t>
             </w:r>
           </w:p>
         </w:tc>
@@ -1128,7 +1128,7 @@
                 <w:sz w:val="18"/>
                 <w:szCs w:val="18"/>
               </w:rPr>
-              <w:t xml:space="preserve">PRACTICE &amp; CONSOLIDATION — Sector Area in Kenyan Real-Life Contexts</w:t>
+              <w:t xml:space="preserve">EXPLAIN — Area of a Major Sector</w:t>
             </w:r>
           </w:p>
         </w:tc>
@@ -1160,7 +1160,7 @@
                 <w:sz w:val="18"/>
                 <w:szCs w:val="18"/>
               </w:rPr>
-              <w:t xml:space="preserve">Students worked through a structured set of problems set entirely in Kenyan contexts: calculating the area of a sector-shaped shamba (farm) near Lake Victoria given its radius and central angle, finding the area of a slice of watermelon, and determining how much paint is needed to cover a sector-shaped wall mural in a Nairobi school.</w:t>
+              <w:t xml:space="preserve">A large piece of pizza (or circular cut-out) remaining after a minor sector is removed has a central angle greater than 180 degrees, making it a major sector; its angle and the minor sector angle together always equal 360 degrees.</w:t>
             </w:r>
           </w:p>
         </w:tc>
@@ -1192,7 +1192,7 @@
                 <w:sz w:val="18"/>
                 <w:szCs w:val="18"/>
               </w:rPr>
-              <w:t xml:space="preserve">Students consolidated fluency with A = (θ/360°) × πr² across varied contexts, including finding area when r and θ are given, finding r when area and θ are given, and finding θ when area and r are given. They also practised converting between different units (e.g., metres to centimetres) before substituting into the formula — a common source of error identified in earlier lessons.</w:t>
+              <w:t xml:space="preserve">The formula A = (theta divided by 360) multiplied by pi r squared calculates the area of any sector — minor or major — because theta divided by 360 represents the fraction of the whole circle regardless of the size of the angle; the areas of a major and minor sector of the same circle always sum to pi r squared.</w:t>
             </w:r>
           </w:p>
         </w:tc>
@@ -1224,7 +1224,7 @@
                 <w:sz w:val="18"/>
                 <w:szCs w:val="18"/>
               </w:rPr>
-              <w:t xml:space="preserve">The teacher should use a 'gradual release' structure: one fully worked example together, one example completed in pairs, then independent practice. Pedagogical note: circulate during independent practice and look specifically for two common errors — (1) students using the diameter instead of the radius, and (2) students forgetting to multiply by π. Address both errors whole-class with a brief 5-minute error-analysis discussion at the end. Connect to the DQB: ask students whether any of their original Lesson 1 predictions have now been confirmed or refuted.</w:t>
+              <w:t xml:space="preserve">The unwatered portion of a centre-pivot irrigation field in Laikipia and the return-stroke sweep of a matatu windscreen wiper are both real-world major sectors whose areas can be calculated precisely using the same formula derived from the pizza-slicing phenomenon.</w:t>
             </w:r>
           </w:p>
         </w:tc>
@@ -1309,7 +1309,7 @@
                 <w:sz w:val="18"/>
                 <w:szCs w:val="18"/>
               </w:rPr>
-              <w:t xml:space="preserve">Students examined a cross-section of a watermelon slice and identified the minor segment as the region between a chord and its minor arc — distinct from the sector. They observed that removing the triangular region (the triangle formed by the two radii and the chord) from the sector leaves exactly the segment, leading to the subtraction formula.</w:t>
+              <w:t xml:space="preserve">Learners observed a geometric decomposition diagram showing that a minor segment of a circle (modelled as a watermelon rind slice) is formed by removing an isosceles triangle (with two sides equal to the radius r and included angle θ) from a sector of the same circle.</w:t>
             </w:r>
           </w:p>
         </w:tc>
@@ -1341,7 +1341,7 @@
                 <w:sz w:val="18"/>
                 <w:szCs w:val="18"/>
               </w:rPr>
-              <w:t xml:space="preserve">Students derived and applied the formula: Area of minor segment = (θ/360°) × πr² − ½r²sinθ. They understand that the sector area gives the full 'pie-slice' region and that subtracting the area of the isosceles triangle (½r²sinθ) isolates the curved segment. They can correctly identify which part of a diagram is the segment versus the sector.</w:t>
+              <w:t xml:space="preserve">Learners derived and applied the formula: Area of minor segment = (θ/360°) × πr² − ½r²sinθ, understanding that the sector area gives the 'pie-slice' region and the triangle area (½r²sinθ) gives the inner triangular part that must be subtracted to isolate the curved rind region.</w:t>
             </w:r>
           </w:p>
         </w:tc>
@@ -1373,7 +1373,7 @@
                 <w:sz w:val="18"/>
                 <w:szCs w:val="18"/>
               </w:rPr>
-              <w:t xml:space="preserve">The teacher should draw a large sector on the board, shade the triangle in one colour and the segment in another, and ask: 'How do we find ONLY the shaded curved part?' This visual makes the subtraction relationship self-evident. Pedagogical note: derive ½r²sinθ from the standard triangle area formula (½ × base × height), substituting r for both sides of the isosceles triangle — do not present it as a 'given' formula. Cold-call 3 students to explain each step of the derivation in their own words. The watermelon rind context grounds the abstract concept; refer back to it throughout. Note: students must know how to use the sine function on a calculator — briefly verify this skill at the start of class.</w:t>
+              <w:t xml:space="preserve">Learners explained why the minor segment is always smaller than its corresponding sector (because a positive triangle area is subtracted), applied the formula to Kenyan farming and design contexts (Rift Valley irrigation field and Maasai beadwork brooch), and updated their cumulative circle-area model to include the annotated minor segment with its formula and a real-life Kenyan example.</w:t>
             </w:r>
           </w:p>
         </w:tc>
@@ -1458,7 +1458,7 @@
                 <w:sz w:val="18"/>
                 <w:szCs w:val="18"/>
               </w:rPr>
-              <w:t xml:space="preserve">Students examined a circular land plot near Nakuru in the Rift Valley divided by a chord into a minor and a major segment. They observed that the two segments together make the full circle, so the major segment area must equal πr² minus the minor segment area. This complementary relationship was verified using actual numbers.</w:t>
+              <w:t xml:space="preserve">Learners observed a circular shamba (farm plot) divided by a chord into a small sukuma wiki patch and a large maize field, and worked through three Rift Valley circular plot diagrams (Nakuru, Eldoret, Kericho) to gather evidence about how the major segment relates to the full circle and minor segment.</w:t>
             </w:r>
           </w:p>
         </w:tc>
@@ -1490,7 +1490,7 @@
                 <w:sz w:val="18"/>
                 <w:szCs w:val="18"/>
               </w:rPr>
-              <w:t xml:space="preserve">Students learned and applied: Area of major segment = πr² − Area of minor segment, where Area of minor segment = (θ/360°) × πr² − ½r²sinθ, and θ is the central angle subtended by the MINOR segment. They can correctly identify which angle to use and understand that the same chord defines both segments simultaneously.</w:t>
+              <w:t xml:space="preserve">Learners learned that the area of a major segment = πr² − (area of minor segment), where area of minor segment = (θ/360°)×πr² − ½r²sinθ. They applied this five-step process to calculate exact land areas for Rift Valley farming plots and confirmed that the larger region of a circle cut by a chord can be found precisely using only the radius and the central angle.</w:t>
             </w:r>
           </w:p>
         </w:tc>
@@ -1522,7 +1522,7 @@
                 <w:sz w:val="18"/>
                 <w:szCs w:val="18"/>
               </w:rPr>
-              <w:t xml:space="preserve">The teacher should begin by asking: 'If the minor segment has area X and the full circle has area πr², what is the major segment area?' — this elicits the complementary relationship without giving away the formula. Pedagogical note: the most common error in this lesson is students using the reflex angle (the major angle) in the minor segment formula instead of the minor central angle θ. Prepare a deliberate 'wrong solution' on the board and ask students to find the error — this is more effective than simply warning them. Connect to the Rift Valley farming context throughout: frame the problem as a farmer needing to know how much of a circular irrigation plot falls on each side of a dividing fence (chord).</w:t>
+              <w:t xml:space="preserve">Learners explained that any circular region divided by a chord produces a minor and a major segment, and that the major segment area is determined by subtracting the minor segment from the total circle area. They connected this to the driving question by demonstrating that — just as with pizza slices — knowing only the radius and central angle is sufficient to calculate the exact area of either segment, enabling precise land allocation, design, and resource planning in real Kenyan contexts.</w:t>
             </w:r>
           </w:p>
         </w:tc>
@@ -1607,7 +1607,7 @@
                 <w:sz w:val="18"/>
                 <w:szCs w:val="18"/>
               </w:rPr>
-              <w:t xml:space="preserve">Students tackled multi-step real-life problems that required selecting and combining the correct formula from arc length (θ/360° × 2πr), sector area (θ/360° × πr²), and segment area formulas. Problems included fencing a sector-shaped school garden in Kisumu, tiling a decorative segment-shaped panel for a Mombasa hotel, and calculating the irrigated area of a pivot-irrigation farm.</w:t>
+              <w:t xml:space="preserve">Three real-life Kenyan problems were solved using circle geometry formulas: (1) Mama Wanjiku's circular shamba in Nakuru — a 120° sector of radius 7 m required approximately 206 paving stones (sector area ≈ 51.31 m²) and an arc-length border of ≈ 14.66 m; (2) Two watermelon slices at Gikomba Market (radii both 20 cm, angles 80° and 160°) — Slice A area ≈ 222.53 cm² priced at Ksh 1,112.65 and Slice B area ≈ 445.06 cm² priced at Ksh 2,225.30, confirming Slice B costs exactly twice Slice A; (3) A Maasai bead segment in Kajiado (r = 10 cm, θ = 60°) — sector area ≈ 52.36 cm², triangle area = 43.30 cm², segment area ≈ 9.06 cm².</w:t>
             </w:r>
           </w:p>
         </w:tc>
@@ -1639,7 +1639,7 @@
                 <w:sz w:val="18"/>
                 <w:szCs w:val="18"/>
               </w:rPr>
-              <w:t xml:space="preserve">Students learned that all three formulas (arc length, sector area, segment area) derive from the same foundational idea — a proportional fraction of the full circle — and that choosing the right formula depends on what region or boundary is being measured. They practised reading problem contexts carefully to determine whether a sector, segment, arc, or combination is required.</w:t>
+              <w:t xml:space="preserve">All three problems were solved using the same two foundational formulas derived from the chapati phenomenon: Sector Area = (θ/360°) × πr² and Segment Area = Sector Area − ½r²sinθ. The watermelon problem provided direct, numerical confirmation that the sector area formula is LINEAR in θ for a fixed radius — doubling the central angle exactly doubles the area. This validates the proportionality conjecture first raised in Lesson 2 when students noticed that the wider chapati slices appeared to be 'more than just a bit' larger. The segment formula extends the sector formula by subtracting the triangular region formed by the two radii and the chord, isolating only the curved 'bite' between the arc and the chord.</w:t>
             </w:r>
           </w:p>
         </w:tc>
@@ -1671,7 +1671,7 @@
                 <w:sz w:val="18"/>
                 <w:szCs w:val="18"/>
               </w:rPr>
-              <w:t xml:space="preserve">The teacher should present each problem WITHOUT the formula pre-labelled and ask students to first identify: 'Are we measuring a LENGTH or an AREA? Is the region a sector or a segment?' This metacognitive step prevents mechanical formula-grabbing. Pedagogical note: use group work (groups of 3–4) for this lesson, assigning one problem per group, then having groups present solutions. Require each group to draw a labelled diagram before writing any formula — diagrams dramatically reduce errors. Update the DQB at the end of this lesson: students should now be able to answer the driving question fully for sectors and partially for segments.</w:t>
+              <w:t xml:space="preserve">The sector area formula A = (θ/360°) × πr² works because a sector is simply a fraction (θ/360°) of the full circle's area (πr²). The fraction θ/360° captures exactly how much of the full rotation the sector occupies — which is why doubling θ exactly doubles the area (for fixed r). The segment formula subtracts the area of the triangle (½r²sinθ) from the sector area because the triangle occupies the 'filled-in' central portion of the sector that is NOT between the chord and the arc. All three Kenyan problems — the farm, the market, the bead design — are structurally identical to the original chapati phenomenon: a circular region with a known radius is divided by a central angle, and the task is to find the exact area of that portion.</w:t>
             </w:r>
           </w:p>
         </w:tc>
@@ -1724,7 +1724,7 @@
                 <w:sz w:val="18"/>
                 <w:szCs w:val="18"/>
               </w:rPr>
-              <w:t xml:space="preserve">Digital Tools &amp; Consolidation — Confirming Sector and Segment Areas, Correcting Errors</w:t>
+              <w:t xml:space="preserve">Digital Tools &amp; Consolidation: Confirming Sector and Segment Areas, Correcting Errors</w:t>
             </w:r>
           </w:p>
         </w:tc>
@@ -1756,7 +1756,7 @@
                 <w:sz w:val="18"/>
                 <w:szCs w:val="18"/>
               </w:rPr>
-              <w:t xml:space="preserve">Students used GeoGebra (or a similar digital tool available offline on the ARES platform) to construct sectors and segments, dynamically vary the central angle and radius, and observe how the computed area changed. They also analysed pre-prepared 'student solutions' containing deliberate errors — including the degree/radian confusion and diameter-for-radius substitution — and corrected them.</w:t>
+              <w:t xml:space="preserve">Students observed that when the same sector and segment calculations from earlier lessons were re-run on scientific calculators and checked against a digital simulation, results either confirmed their hand calculations or revealed specific, diagnosable errors. They also observed four annotated 'Patient Solutions' on the board — flawed worked examples drawn from Kenyan real-world contexts (a Kericho irrigation sector, a Nairobi architectural arc, a Kisumu fishing-net segment) — and saw exactly which line of working introduced each error.</w:t>
             </w:r>
           </w:p>
         </w:tc>
@@ -1788,7 +1788,7 @@
                 <w:sz w:val="18"/>
                 <w:szCs w:val="18"/>
               </w:rPr>
-              <w:t xml:space="preserve">Students learned that the sector area formula A = (θ/360°) × πr² requires θ to be in degrees; using radians without adjustment produces incorrect answers. They also reinforced that r is the radius (half the diameter) and practised checking reasonableness of answers (e.g., a sector area cannot exceed πr²). Error-analysis tasks deepened conceptual understanding beyond mechanical application.</w:t>
+              <w:t xml:space="preserve">Students learned that: (1) the sector area formula A = (θ/360°) × πr² requires θ to be measured in degrees, not radians, and that confusing the two produces a wildly incorrect answer; (2) the segment area requires an explicit subtraction of the triangle area (A_segment = A_sector − ½r²sinθ), and omitting this step gives the sector area, not the segment; (3) using diameter instead of radius in the formula inflates the answer by a factor of 4; (4) premature rounding of π introduces cumulative error in the final answer; (5) digital tools (calculators, simulations) provide independent verification but do not replace the need to understand each step — a calculator will faithfully compute the wrong formula if the wrong formula is entered.</w:t>
             </w:r>
           </w:p>
         </w:tc>
@@ -1820,7 +1820,7 @@
                 <w:sz w:val="18"/>
                 <w:szCs w:val="18"/>
               </w:rPr>
-              <w:t xml:space="preserve">The teacher should project the GeoGebra applet (pre-loaded offline) and demonstrate how dragging the angle slider changes the sector area in real time, asking: 'What happens to the area when θ = 360°? Does it match πr²?' This dynamic visualisation consolidates the proportional reasoning developed across the unit. Pedagogical note: the error-correction task is best done individually first (5 minutes silent), then discussed in pairs, then whole-class — this structure ensures every student attempts diagnosis before hearing peers' reasoning. Emphasise to students that professional engineers and architects in Kenya use exactly these tools and checks on real projects.</w:t>
+              <w:t xml:space="preserve">Students explained their understanding by: (1) diagnosing and correcting four flawed worked examples in the Error Autopsy activity, naming the specific error type at the exact line it occurred; (2) producing an Annotated Formula Map linking the sector and segment formulas to labelled diagrams, Kenyan numerical examples, and a 'Common Errors' warning box; (3) updating the Driving Question Board with 'We Now Know' cards that stated generalised rules (not just specific examples) and justifying their answers with formula-based evidence; (4) answering the final cold-call calculation — finding the area of a pizza slice with r = 28 cm and θ = 135° to two decimal places — demonstrating confident, verified application of the formula to the original anchoring phenomenon.</w:t>
             </w:r>
           </w:p>
         </w:tc>
@@ -1873,7 +1873,7 @@
                 <w:sz w:val="18"/>
                 <w:szCs w:val="18"/>
               </w:rPr>
-              <w:t xml:space="preserve">Assessment &amp; Reflection — Cumulative Model Presentation and Driving Question Resolution</w:t>
+              <w:t xml:space="preserve">Assessment and Reflection: Connecting the Pizza Phenomenon to All Learned Concepts</w:t>
             </w:r>
           </w:p>
         </w:tc>
@@ -1905,7 +1905,7 @@
                 <w:sz w:val="18"/>
                 <w:szCs w:val="18"/>
               </w:rPr>
-              <w:t xml:space="preserve">Students presented their cumulative models (diagrams, annotated formulas, and real-life examples built up across Lessons 1–9) and answered the driving question in full: explaining how the radius and central angle of a pizza/chapati slice determine its exact area, and how the same logic applies to farming plots, design, and everyday life in Kenya.</w:t>
+              <w:t xml:space="preserve">We observed a circular pizza cut into unequal slices in Lesson 1 and noticed that wider-angled slices appeared larger. Today we observed a circular shamba in Nakuru divided into a fenced sector of 80 degrees and an unfenced major sector, and we measured (calculated) the arc length, sector areas, and segment areas using radius 21 m and central angle 80 degrees.</w:t>
             </w:r>
           </w:p>
         </w:tc>
@@ -1937,7 +1937,7 @@
                 <w:sz w:val="18"/>
                 <w:szCs w:val="18"/>
               </w:rPr>
-              <w:t xml:space="preserve">Students demonstrated mastery of the full progression: from the anchoring phenomenon (unequal chapati slices) to the sector area formula, to minor and major segment areas, to multi-step real-life applications. They can articulate WHY the formula works (proportional fraction of the full circle) and not just HOW to apply it — the hallmark of competency-based understanding as required by the KICD Grade 10 curriculum.</w:t>
+              <w:t xml:space="preserve">We learned that arc length = (theta/360) times 2 pi r; sector area = (theta/360) times pi r squared; major sector area = total circle area minus minor sector area; segment area = sector area minus half r squared sin theta; and major segment area = total circle area minus minor segment area. We also learned that these formulas apply directly to real Kenyan contexts including pizza pricing, shamba allocation, maize planting density, and circular irrigation field management.</w:t>
             </w:r>
           </w:p>
         </w:tc>
@@ -1969,7 +1969,7 @@
                 <w:sz w:val="18"/>
                 <w:szCs w:val="18"/>
               </w:rPr>
-              <w:t xml:space="preserve">The teacher should structure this lesson as a 'gallery walk' or brief presentation (2–3 minutes per group) where each group shares one real-life problem they solved using the formulas from this sub-strand. Pedagogical note: use a structured peer-feedback protocol — each listening group must identify (1) one thing explained clearly and (2) one question they still have. Close by returning to the DQB from Lesson 1: read aloud the original student predictions and ask the class to vote on which have been confirmed, which were misconceptions, and which are still open questions. This metacognitive closure is essential in CBE — it makes the learning journey visible to students and the teacher alike.</w:t>
+              <w:t xml:space="preserve">We explained why a pizza slice with twice the angle is exactly twice the area because both quantities are directly proportional to the central angle as a fraction of 360 degrees. We explained why the segment formula requires subtracting the triangle area and how omitting that step gives the sector area by mistake. We explained how every formula we derived traces back to the original question posed in Lesson 1: can we predict the exact area of any slice if we know only the radius and the angle of the cut?</w:t>
             </w:r>
           </w:p>
         </w:tc>
@@ -2093,7 +2093,7 @@
         </w:rPr>
         <w:t xml:space="preserve">© 2026 SeaVuria and ARES. This work is licensed under a </w:t>
       </w:r>
-      <w:hyperlink w:history="1" r:id="rIdyykjbjveeqoycclpjfax9">
+      <w:hyperlink w:history="1" r:id="rIdmri2fxo3mf4bunbn7libm">
         <w:r>
           <w:rPr>
             <w:rFonts w:ascii="Arial" w:cs="Arial" w:eastAsia="Arial" w:hAnsi="Arial"/>
@@ -2113,7 +2113,7 @@
         </w:rPr>
         <w:t xml:space="preserve"> (</w:t>
       </w:r>
-      <w:hyperlink w:history="1" r:id="rIdimkcwsr7-qx4cqla1xukj">
+      <w:hyperlink w:history="1" r:id="rIdknbafzlgagkjti3orxc6h">
         <w:r>
           <w:rPr>
             <w:rFonts w:ascii="Arial" w:cs="Arial" w:eastAsia="Arial" w:hAnsi="Arial"/>
@@ -2133,7 +2133,7 @@
         </w:rPr>
         <w:t xml:space="preserve">). To view a copy of this license, visit </w:t>
       </w:r>
-      <w:hyperlink w:history="1" r:id="rIdloebhtlt7-m-azzrocxlr">
+      <w:hyperlink w:history="1" r:id="rIdbayoe1jfxofnrg6xo4grr">
         <w:r>
           <w:rPr>
             <w:rFonts w:ascii="Arial" w:cs="Arial" w:eastAsia="Arial" w:hAnsi="Arial"/>

--- a/data/outputs/v2/Maths/SS2.3_Area_of_Part_of_a_Circle/Mathematics_Area_of_Part_of_a_Circle_SummaryTable.docx
+++ b/data/outputs/v2/Maths/SS2.3_Area_of_Part_of_a_Circle/Mathematics_Area_of_Part_of_a_Circle_SummaryTable.docx
@@ -777,7 +777,7 @@
                 <w:sz w:val="18"/>
                 <w:szCs w:val="18"/>
               </w:rPr>
-              <w:t xml:space="preserve">The measured data confirms that the area of a pizza slice (sector) grows in exact proportion to its central angle when the radius is fixed — directly addressing the driving question. This proportional relationship, expressed as A = (θ/360°) × πr², is the conceptual engine that will be formally derived and extended to arc length in Lesson 3 and applied to real Kenyan contexts in Lessons 4 and 5.</w:t>
+              <w:t xml:space="preserve">The measured data confirms that the area of a pizza slice (sector) grows in exact proportion to its central angle when the radius is fixed — directly addressing the driving question. This proportional relationship, expressed as A = (θ/360°) × πr², is the conceptual engine that will be extended to arc length in Lesson 3, formally derived in Lesson 4, and applied to real Kenyan contexts in later lessons.</w:t>
             </w:r>
           </w:p>
         </w:tc>
@@ -2093,7 +2093,7 @@
         </w:rPr>
         <w:t xml:space="preserve">© 2026 SeaVuria and ARES. This work is licensed under a </w:t>
       </w:r>
-      <w:hyperlink w:history="1" r:id="rIdmri2fxo3mf4bunbn7libm">
+      <w:hyperlink w:history="1" r:id="rIdyu12yiykaxb3xw3deo0vj">
         <w:r>
           <w:rPr>
             <w:rFonts w:ascii="Arial" w:cs="Arial" w:eastAsia="Arial" w:hAnsi="Arial"/>
@@ -2113,7 +2113,7 @@
         </w:rPr>
         <w:t xml:space="preserve"> (</w:t>
       </w:r>
-      <w:hyperlink w:history="1" r:id="rIdknbafzlgagkjti3orxc6h">
+      <w:hyperlink w:history="1" r:id="rIdc14pkhxgtvg-enrbh8tyg">
         <w:r>
           <w:rPr>
             <w:rFonts w:ascii="Arial" w:cs="Arial" w:eastAsia="Arial" w:hAnsi="Arial"/>
@@ -2133,7 +2133,7 @@
         </w:rPr>
         <w:t xml:space="preserve">). To view a copy of this license, visit </w:t>
       </w:r>
-      <w:hyperlink w:history="1" r:id="rIdbayoe1jfxofnrg6xo4grr">
+      <w:hyperlink w:history="1" r:id="rIdgwiqyh-rcboxins9cfwnn">
         <w:r>
           <w:rPr>
             <w:rFonts w:ascii="Arial" w:cs="Arial" w:eastAsia="Arial" w:hAnsi="Arial"/>

--- a/data/outputs/v2/Maths/SS2.3_Area_of_Part_of_a_Circle/Mathematics_Area_of_Part_of_a_Circle_SummaryTable.docx
+++ b/data/outputs/v2/Maths/SS2.3_Area_of_Part_of_a_Circle/Mathematics_Area_of_Part_of_a_Circle_SummaryTable.docx
@@ -2093,7 +2093,7 @@
         </w:rPr>
         <w:t xml:space="preserve">© 2026 SeaVuria and ARES. This work is licensed under a </w:t>
       </w:r>
-      <w:hyperlink w:history="1" r:id="rIdyu12yiykaxb3xw3deo0vj">
+      <w:hyperlink w:history="1" r:id="rIdeek9ataf4nv1ozbzcdyas">
         <w:r>
           <w:rPr>
             <w:rFonts w:ascii="Arial" w:cs="Arial" w:eastAsia="Arial" w:hAnsi="Arial"/>
@@ -2113,7 +2113,7 @@
         </w:rPr>
         <w:t xml:space="preserve"> (</w:t>
       </w:r>
-      <w:hyperlink w:history="1" r:id="rIdc14pkhxgtvg-enrbh8tyg">
+      <w:hyperlink w:history="1" r:id="rId6adbezvsonj5018int0vl">
         <w:r>
           <w:rPr>
             <w:rFonts w:ascii="Arial" w:cs="Arial" w:eastAsia="Arial" w:hAnsi="Arial"/>
@@ -2133,7 +2133,7 @@
         </w:rPr>
         <w:t xml:space="preserve">). To view a copy of this license, visit </w:t>
       </w:r>
-      <w:hyperlink w:history="1" r:id="rIdgwiqyh-rcboxins9cfwnn">
+      <w:hyperlink w:history="1" r:id="rId6udrhvxaj-zwxq7aw3cho">
         <w:r>
           <w:rPr>
             <w:rFonts w:ascii="Arial" w:cs="Arial" w:eastAsia="Arial" w:hAnsi="Arial"/>

--- a/data/outputs/v2/Maths/SS2.3_Area_of_Part_of_a_Circle/Mathematics_Area_of_Part_of_a_Circle_SummaryTable.docx
+++ b/data/outputs/v2/Maths/SS2.3_Area_of_Part_of_a_Circle/Mathematics_Area_of_Part_of_a_Circle_SummaryTable.docx
@@ -2093,7 +2093,7 @@
         </w:rPr>
         <w:t xml:space="preserve">© 2026 SeaVuria and ARES. This work is licensed under a </w:t>
       </w:r>
-      <w:hyperlink w:history="1" r:id="rIdeek9ataf4nv1ozbzcdyas">
+      <w:hyperlink w:history="1" r:id="rIdwpaydndlym6xpvzafv6xp">
         <w:r>
           <w:rPr>
             <w:rFonts w:ascii="Arial" w:cs="Arial" w:eastAsia="Arial" w:hAnsi="Arial"/>
@@ -2113,7 +2113,7 @@
         </w:rPr>
         <w:t xml:space="preserve"> (</w:t>
       </w:r>
-      <w:hyperlink w:history="1" r:id="rId6adbezvsonj5018int0vl">
+      <w:hyperlink w:history="1" r:id="rId5qplrg5p7yblkqf5dzqeo">
         <w:r>
           <w:rPr>
             <w:rFonts w:ascii="Arial" w:cs="Arial" w:eastAsia="Arial" w:hAnsi="Arial"/>
@@ -2133,7 +2133,7 @@
         </w:rPr>
         <w:t xml:space="preserve">). To view a copy of this license, visit </w:t>
       </w:r>
-      <w:hyperlink w:history="1" r:id="rId6udrhvxaj-zwxq7aw3cho">
+      <w:hyperlink w:history="1" r:id="rIdge5-l0rncvhvycyftcnkp">
         <w:r>
           <w:rPr>
             <w:rFonts w:ascii="Arial" w:cs="Arial" w:eastAsia="Arial" w:hAnsi="Arial"/>

--- a/data/outputs/v2/Maths/SS2.3_Area_of_Part_of_a_Circle/Mathematics_Area_of_Part_of_a_Circle_SummaryTable.docx
+++ b/data/outputs/v2/Maths/SS2.3_Area_of_Part_of_a_Circle/Mathematics_Area_of_Part_of_a_Circle_SummaryTable.docx
@@ -2093,7 +2093,7 @@
         </w:rPr>
         <w:t xml:space="preserve">© 2026 SeaVuria and ARES. This work is licensed under a </w:t>
       </w:r>
-      <w:hyperlink w:history="1" r:id="rIdwpaydndlym6xpvzafv6xp">
+      <w:hyperlink w:history="1" r:id="rIdf1gwwxpqauko5vucv__2p">
         <w:r>
           <w:rPr>
             <w:rFonts w:ascii="Arial" w:cs="Arial" w:eastAsia="Arial" w:hAnsi="Arial"/>
@@ -2113,7 +2113,7 @@
         </w:rPr>
         <w:t xml:space="preserve"> (</w:t>
       </w:r>
-      <w:hyperlink w:history="1" r:id="rId5qplrg5p7yblkqf5dzqeo">
+      <w:hyperlink w:history="1" r:id="rId4ecwai_veh29r1t63py5t">
         <w:r>
           <w:rPr>
             <w:rFonts w:ascii="Arial" w:cs="Arial" w:eastAsia="Arial" w:hAnsi="Arial"/>
@@ -2133,7 +2133,7 @@
         </w:rPr>
         <w:t xml:space="preserve">). To view a copy of this license, visit </w:t>
       </w:r>
-      <w:hyperlink w:history="1" r:id="rIdge5-l0rncvhvycyftcnkp">
+      <w:hyperlink w:history="1" r:id="rIde9smridi5h8f9u24pcq2n">
         <w:r>
           <w:rPr>
             <w:rFonts w:ascii="Arial" w:cs="Arial" w:eastAsia="Arial" w:hAnsi="Arial"/>

--- a/data/outputs/v2/Maths/SS2.3_Area_of_Part_of_a_Circle/Mathematics_Area_of_Part_of_a_Circle_SummaryTable.docx
+++ b/data/outputs/v2/Maths/SS2.3_Area_of_Part_of_a_Circle/Mathematics_Area_of_Part_of_a_Circle_SummaryTable.docx
@@ -4,6 +4,7 @@
   <w:body>
     <w:p>
       <w:pPr>
+        <w:keepNext w:val="false"/>
         <w:spacing w:after="30" w:before="0"/>
         <w:jc w:val="center"/>
       </w:pPr>
@@ -23,6 +24,7 @@
     </w:p>
     <w:p>
       <w:pPr>
+        <w:keepNext w:val="false"/>
         <w:spacing w:after="60" w:before="0"/>
         <w:jc w:val="center"/>
       </w:pPr>
@@ -81,6 +83,7 @@
           </w:tcPr>
           <w:p>
             <w:pPr>
+              <w:keepNext w:val="false"/>
               <w:spacing w:after="40" w:before="0"/>
               <w:jc w:val="center"/>
             </w:pPr>
@@ -115,6 +118,7 @@
           </w:tcPr>
           <w:p>
             <w:pPr>
+              <w:keepNext w:val="false"/>
               <w:spacing w:after="40" w:before="0"/>
               <w:jc w:val="left"/>
             </w:pPr>
@@ -147,6 +151,7 @@
           </w:tcPr>
           <w:p>
             <w:pPr>
+              <w:keepNext w:val="false"/>
               <w:spacing w:after="40" w:before="0"/>
               <w:jc w:val="left"/>
             </w:pPr>
@@ -181,6 +186,7 @@
           </w:tcPr>
           <w:p>
             <w:pPr>
+              <w:keepNext w:val="false"/>
               <w:spacing w:after="40" w:before="0"/>
               <w:jc w:val="left"/>
             </w:pPr>
@@ -213,6 +219,7 @@
           </w:tcPr>
           <w:p>
             <w:pPr>
+              <w:keepNext w:val="false"/>
               <w:spacing w:after="40" w:before="0"/>
               <w:jc w:val="left"/>
             </w:pPr>
@@ -273,6 +280,7 @@
           </w:tcPr>
           <w:p>
             <w:pPr>
+              <w:keepNext w:val="false"/>
               <w:spacing w:after="40" w:before="0"/>
               <w:jc w:val="center"/>
             </w:pPr>
@@ -307,6 +315,7 @@
           </w:tcPr>
           <w:p>
             <w:pPr>
+              <w:keepNext w:val="false"/>
               <w:spacing w:after="40" w:before="0"/>
               <w:jc w:val="left"/>
             </w:pPr>
@@ -369,6 +378,7 @@
           </w:tcPr>
           <w:p>
             <w:pPr>
+              <w:keepNext w:val="false"/>
               <w:spacing w:after="40" w:before="0"/>
               <w:jc w:val="left"/>
             </w:pPr>
@@ -401,6 +411,7 @@
           </w:tcPr>
           <w:p>
             <w:pPr>
+              <w:keepNext w:val="false"/>
               <w:spacing w:after="40" w:before="0"/>
               <w:jc w:val="left"/>
             </w:pPr>
@@ -433,6 +444,7 @@
           </w:tcPr>
           <w:p>
             <w:pPr>
+              <w:keepNext w:val="false"/>
               <w:spacing w:after="40" w:before="0"/>
               <w:jc w:val="left"/>
             </w:pPr>
@@ -465,6 +477,7 @@
           </w:tcPr>
           <w:p>
             <w:pPr>
+              <w:keepNext w:val="false"/>
               <w:spacing w:after="40" w:before="0"/>
               <w:jc w:val="left"/>
             </w:pPr>
@@ -499,6 +512,7 @@
           </w:tcPr>
           <w:p>
             <w:pPr>
+              <w:keepNext w:val="false"/>
               <w:spacing w:after="40" w:before="0"/>
               <w:jc w:val="left"/>
             </w:pPr>
@@ -518,6 +532,7 @@
           </w:p>
           <w:p>
             <w:pPr>
+              <w:keepNext w:val="false"/>
               <w:spacing w:after="40" w:before="0"/>
               <w:jc w:val="left"/>
             </w:pPr>
@@ -550,6 +565,7 @@
           </w:tcPr>
           <w:p>
             <w:pPr>
+              <w:keepNext w:val="false"/>
               <w:spacing w:after="40" w:before="0"/>
               <w:jc w:val="left"/>
             </w:pPr>
@@ -582,6 +598,7 @@
           </w:tcPr>
           <w:p>
             <w:pPr>
+              <w:keepNext w:val="false"/>
               <w:spacing w:after="40" w:before="0"/>
               <w:jc w:val="left"/>
             </w:pPr>
@@ -614,6 +631,7 @@
           </w:tcPr>
           <w:p>
             <w:pPr>
+              <w:keepNext w:val="false"/>
               <w:spacing w:after="40" w:before="0"/>
               <w:jc w:val="left"/>
             </w:pPr>
@@ -648,6 +666,7 @@
           </w:tcPr>
           <w:p>
             <w:pPr>
+              <w:keepNext w:val="false"/>
               <w:spacing w:after="40" w:before="0"/>
               <w:jc w:val="left"/>
             </w:pPr>
@@ -667,6 +686,7 @@
           </w:p>
           <w:p>
             <w:pPr>
+              <w:keepNext w:val="false"/>
               <w:spacing w:after="40" w:before="0"/>
               <w:jc w:val="left"/>
             </w:pPr>
@@ -699,6 +719,7 @@
           </w:tcPr>
           <w:p>
             <w:pPr>
+              <w:keepNext w:val="false"/>
               <w:spacing w:after="40" w:before="0"/>
               <w:jc w:val="left"/>
             </w:pPr>
@@ -731,6 +752,7 @@
           </w:tcPr>
           <w:p>
             <w:pPr>
+              <w:keepNext w:val="false"/>
               <w:spacing w:after="40" w:before="0"/>
               <w:jc w:val="left"/>
             </w:pPr>
@@ -763,6 +785,7 @@
           </w:tcPr>
           <w:p>
             <w:pPr>
+              <w:keepNext w:val="false"/>
               <w:spacing w:after="40" w:before="0"/>
               <w:jc w:val="left"/>
             </w:pPr>
@@ -797,6 +820,7 @@
           </w:tcPr>
           <w:p>
             <w:pPr>
+              <w:keepNext w:val="false"/>
               <w:spacing w:after="40" w:before="0"/>
               <w:jc w:val="left"/>
             </w:pPr>
@@ -816,6 +840,7 @@
           </w:p>
           <w:p>
             <w:pPr>
+              <w:keepNext w:val="false"/>
               <w:spacing w:after="40" w:before="0"/>
               <w:jc w:val="left"/>
             </w:pPr>
@@ -848,6 +873,7 @@
           </w:tcPr>
           <w:p>
             <w:pPr>
+              <w:keepNext w:val="false"/>
               <w:spacing w:after="40" w:before="0"/>
               <w:jc w:val="left"/>
             </w:pPr>
@@ -880,6 +906,7 @@
           </w:tcPr>
           <w:p>
             <w:pPr>
+              <w:keepNext w:val="false"/>
               <w:spacing w:after="40" w:before="0"/>
               <w:jc w:val="left"/>
             </w:pPr>
@@ -912,6 +939,7 @@
           </w:tcPr>
           <w:p>
             <w:pPr>
+              <w:keepNext w:val="false"/>
               <w:spacing w:after="40" w:before="0"/>
               <w:jc w:val="left"/>
             </w:pPr>
@@ -946,6 +974,7 @@
           </w:tcPr>
           <w:p>
             <w:pPr>
+              <w:keepNext w:val="false"/>
               <w:spacing w:after="40" w:before="0"/>
               <w:jc w:val="left"/>
             </w:pPr>
@@ -965,6 +994,7 @@
           </w:p>
           <w:p>
             <w:pPr>
+              <w:keepNext w:val="false"/>
               <w:spacing w:after="40" w:before="0"/>
               <w:jc w:val="left"/>
             </w:pPr>
@@ -997,6 +1027,7 @@
           </w:tcPr>
           <w:p>
             <w:pPr>
+              <w:keepNext w:val="false"/>
               <w:spacing w:after="40" w:before="0"/>
               <w:jc w:val="left"/>
             </w:pPr>
@@ -1029,6 +1060,7 @@
           </w:tcPr>
           <w:p>
             <w:pPr>
+              <w:keepNext w:val="false"/>
               <w:spacing w:after="40" w:before="0"/>
               <w:jc w:val="left"/>
             </w:pPr>
@@ -1061,6 +1093,7 @@
           </w:tcPr>
           <w:p>
             <w:pPr>
+              <w:keepNext w:val="false"/>
               <w:spacing w:after="40" w:before="0"/>
               <w:jc w:val="left"/>
             </w:pPr>
@@ -1095,6 +1128,7 @@
           </w:tcPr>
           <w:p>
             <w:pPr>
+              <w:keepNext w:val="false"/>
               <w:spacing w:after="40" w:before="0"/>
               <w:jc w:val="left"/>
             </w:pPr>
@@ -1114,6 +1148,7 @@
           </w:p>
           <w:p>
             <w:pPr>
+              <w:keepNext w:val="false"/>
               <w:spacing w:after="40" w:before="0"/>
               <w:jc w:val="left"/>
             </w:pPr>
@@ -1146,6 +1181,7 @@
           </w:tcPr>
           <w:p>
             <w:pPr>
+              <w:keepNext w:val="false"/>
               <w:spacing w:after="40" w:before="0"/>
               <w:jc w:val="left"/>
             </w:pPr>
@@ -1178,6 +1214,7 @@
           </w:tcPr>
           <w:p>
             <w:pPr>
+              <w:keepNext w:val="false"/>
               <w:spacing w:after="40" w:before="0"/>
               <w:jc w:val="left"/>
             </w:pPr>
@@ -1210,6 +1247,7 @@
           </w:tcPr>
           <w:p>
             <w:pPr>
+              <w:keepNext w:val="false"/>
               <w:spacing w:after="40" w:before="0"/>
               <w:jc w:val="left"/>
             </w:pPr>
@@ -1244,6 +1282,7 @@
           </w:tcPr>
           <w:p>
             <w:pPr>
+              <w:keepNext w:val="false"/>
               <w:spacing w:after="40" w:before="0"/>
               <w:jc w:val="left"/>
             </w:pPr>
@@ -1263,6 +1302,7 @@
           </w:p>
           <w:p>
             <w:pPr>
+              <w:keepNext w:val="false"/>
               <w:spacing w:after="40" w:before="0"/>
               <w:jc w:val="left"/>
             </w:pPr>
@@ -1295,6 +1335,7 @@
           </w:tcPr>
           <w:p>
             <w:pPr>
+              <w:keepNext w:val="false"/>
               <w:spacing w:after="40" w:before="0"/>
               <w:jc w:val="left"/>
             </w:pPr>
@@ -1327,6 +1368,7 @@
           </w:tcPr>
           <w:p>
             <w:pPr>
+              <w:keepNext w:val="false"/>
               <w:spacing w:after="40" w:before="0"/>
               <w:jc w:val="left"/>
             </w:pPr>
@@ -1359,6 +1401,7 @@
           </w:tcPr>
           <w:p>
             <w:pPr>
+              <w:keepNext w:val="false"/>
               <w:spacing w:after="40" w:before="0"/>
               <w:jc w:val="left"/>
             </w:pPr>
@@ -1393,6 +1436,7 @@
           </w:tcPr>
           <w:p>
             <w:pPr>
+              <w:keepNext w:val="false"/>
               <w:spacing w:after="40" w:before="0"/>
               <w:jc w:val="left"/>
             </w:pPr>
@@ -1412,6 +1456,7 @@
           </w:p>
           <w:p>
             <w:pPr>
+              <w:keepNext w:val="false"/>
               <w:spacing w:after="40" w:before="0"/>
               <w:jc w:val="left"/>
             </w:pPr>
@@ -1444,6 +1489,7 @@
           </w:tcPr>
           <w:p>
             <w:pPr>
+              <w:keepNext w:val="false"/>
               <w:spacing w:after="40" w:before="0"/>
               <w:jc w:val="left"/>
             </w:pPr>
@@ -1476,6 +1522,7 @@
           </w:tcPr>
           <w:p>
             <w:pPr>
+              <w:keepNext w:val="false"/>
               <w:spacing w:after="40" w:before="0"/>
               <w:jc w:val="left"/>
             </w:pPr>
@@ -1508,6 +1555,7 @@
           </w:tcPr>
           <w:p>
             <w:pPr>
+              <w:keepNext w:val="false"/>
               <w:spacing w:after="40" w:before="0"/>
               <w:jc w:val="left"/>
             </w:pPr>
@@ -1542,6 +1590,7 @@
           </w:tcPr>
           <w:p>
             <w:pPr>
+              <w:keepNext w:val="false"/>
               <w:spacing w:after="40" w:before="0"/>
               <w:jc w:val="left"/>
             </w:pPr>
@@ -1561,6 +1610,7 @@
           </w:p>
           <w:p>
             <w:pPr>
+              <w:keepNext w:val="false"/>
               <w:spacing w:after="40" w:before="0"/>
               <w:jc w:val="left"/>
             </w:pPr>
@@ -1593,6 +1643,7 @@
           </w:tcPr>
           <w:p>
             <w:pPr>
+              <w:keepNext w:val="false"/>
               <w:spacing w:after="40" w:before="0"/>
               <w:jc w:val="left"/>
             </w:pPr>
@@ -1625,6 +1676,7 @@
           </w:tcPr>
           <w:p>
             <w:pPr>
+              <w:keepNext w:val="false"/>
               <w:spacing w:after="40" w:before="0"/>
               <w:jc w:val="left"/>
             </w:pPr>
@@ -1657,6 +1709,7 @@
           </w:tcPr>
           <w:p>
             <w:pPr>
+              <w:keepNext w:val="false"/>
               <w:spacing w:after="40" w:before="0"/>
               <w:jc w:val="left"/>
             </w:pPr>
@@ -1691,6 +1744,7 @@
           </w:tcPr>
           <w:p>
             <w:pPr>
+              <w:keepNext w:val="false"/>
               <w:spacing w:after="40" w:before="0"/>
               <w:jc w:val="left"/>
             </w:pPr>
@@ -1710,6 +1764,7 @@
           </w:p>
           <w:p>
             <w:pPr>
+              <w:keepNext w:val="false"/>
               <w:spacing w:after="40" w:before="0"/>
               <w:jc w:val="left"/>
             </w:pPr>
@@ -1742,6 +1797,7 @@
           </w:tcPr>
           <w:p>
             <w:pPr>
+              <w:keepNext w:val="false"/>
               <w:spacing w:after="40" w:before="0"/>
               <w:jc w:val="left"/>
             </w:pPr>
@@ -1774,6 +1830,7 @@
           </w:tcPr>
           <w:p>
             <w:pPr>
+              <w:keepNext w:val="false"/>
               <w:spacing w:after="40" w:before="0"/>
               <w:jc w:val="left"/>
             </w:pPr>
@@ -1806,6 +1863,7 @@
           </w:tcPr>
           <w:p>
             <w:pPr>
+              <w:keepNext w:val="false"/>
               <w:spacing w:after="40" w:before="0"/>
               <w:jc w:val="left"/>
             </w:pPr>
@@ -1840,6 +1898,7 @@
           </w:tcPr>
           <w:p>
             <w:pPr>
+              <w:keepNext w:val="false"/>
               <w:spacing w:after="40" w:before="0"/>
               <w:jc w:val="left"/>
             </w:pPr>
@@ -1859,6 +1918,7 @@
           </w:p>
           <w:p>
             <w:pPr>
+              <w:keepNext w:val="false"/>
               <w:spacing w:after="40" w:before="0"/>
               <w:jc w:val="left"/>
             </w:pPr>
@@ -1891,6 +1951,7 @@
           </w:tcPr>
           <w:p>
             <w:pPr>
+              <w:keepNext w:val="false"/>
               <w:spacing w:after="40" w:before="0"/>
               <w:jc w:val="left"/>
             </w:pPr>
@@ -1923,6 +1984,7 @@
           </w:tcPr>
           <w:p>
             <w:pPr>
+              <w:keepNext w:val="false"/>
               <w:spacing w:after="40" w:before="0"/>
               <w:jc w:val="left"/>
             </w:pPr>
@@ -1955,6 +2017,7 @@
           </w:tcPr>
           <w:p>
             <w:pPr>
+              <w:keepNext w:val="false"/>
               <w:spacing w:after="40" w:before="0"/>
               <w:jc w:val="left"/>
             </w:pPr>
@@ -2093,7 +2156,7 @@
         </w:rPr>
         <w:t xml:space="preserve">© 2026 SeaVuria and ARES. This work is licensed under a </w:t>
       </w:r>
-      <w:hyperlink w:history="1" r:id="rIdf1gwwxpqauko5vucv__2p">
+      <w:hyperlink w:history="1" r:id="rIdtsgzt_znrzwpitd1gm5sa">
         <w:r>
           <w:rPr>
             <w:rFonts w:ascii="Arial" w:cs="Arial" w:eastAsia="Arial" w:hAnsi="Arial"/>
@@ -2113,7 +2176,7 @@
         </w:rPr>
         <w:t xml:space="preserve"> (</w:t>
       </w:r>
-      <w:hyperlink w:history="1" r:id="rId4ecwai_veh29r1t63py5t">
+      <w:hyperlink w:history="1" r:id="rIdd5xijudbpg91sb-jh1m_e">
         <w:r>
           <w:rPr>
             <w:rFonts w:ascii="Arial" w:cs="Arial" w:eastAsia="Arial" w:hAnsi="Arial"/>
@@ -2133,7 +2196,7 @@
         </w:rPr>
         <w:t xml:space="preserve">). To view a copy of this license, visit </w:t>
       </w:r>
-      <w:hyperlink w:history="1" r:id="rIde9smridi5h8f9u24pcq2n">
+      <w:hyperlink w:history="1" r:id="rId01zpyhgda3zzw99ij9hbp">
         <w:r>
           <w:rPr>
             <w:rFonts w:ascii="Arial" w:cs="Arial" w:eastAsia="Arial" w:hAnsi="Arial"/>

--- a/data/outputs/v2/Maths/SS2.3_Area_of_Part_of_a_Circle/Mathematics_Area_of_Part_of_a_Circle_SummaryTable.docx
+++ b/data/outputs/v2/Maths/SS2.3_Area_of_Part_of_a_Circle/Mathematics_Area_of_Part_of_a_Circle_SummaryTable.docx
@@ -2156,7 +2156,7 @@
         </w:rPr>
         <w:t xml:space="preserve">© 2026 SeaVuria and ARES. This work is licensed under a </w:t>
       </w:r>
-      <w:hyperlink w:history="1" r:id="rIdtsgzt_znrzwpitd1gm5sa">
+      <w:hyperlink w:history="1" r:id="rIdxwk2zgzpy5btmrptcudcq">
         <w:r>
           <w:rPr>
             <w:rFonts w:ascii="Arial" w:cs="Arial" w:eastAsia="Arial" w:hAnsi="Arial"/>
@@ -2176,7 +2176,7 @@
         </w:rPr>
         <w:t xml:space="preserve"> (</w:t>
       </w:r>
-      <w:hyperlink w:history="1" r:id="rIdd5xijudbpg91sb-jh1m_e">
+      <w:hyperlink w:history="1" r:id="rIdniukjyvtvg7icagxuxfm5">
         <w:r>
           <w:rPr>
             <w:rFonts w:ascii="Arial" w:cs="Arial" w:eastAsia="Arial" w:hAnsi="Arial"/>
@@ -2196,7 +2196,7 @@
         </w:rPr>
         <w:t xml:space="preserve">). To view a copy of this license, visit </w:t>
       </w:r>
-      <w:hyperlink w:history="1" r:id="rId01zpyhgda3zzw99ij9hbp">
+      <w:hyperlink w:history="1" r:id="rIds51blx9ybpgzsgpf5s4m6">
         <w:r>
           <w:rPr>
             <w:rFonts w:ascii="Arial" w:cs="Arial" w:eastAsia="Arial" w:hAnsi="Arial"/>
